--- a/ks/Yurkanov_Otchet.docx
+++ b/ks/Yurkanov_Otchet.docx
@@ -4514,7 +4514,7 @@
       <w:r>
         <w:drawing>
           <wp:inline xmlns:a="http://schemas.openxmlformats.org/drawingml/2006/main" xmlns:pic="http://schemas.openxmlformats.org/drawingml/2006/picture">
-            <wp:extent cx="2160000" cy="1050000"/>
+            <wp:extent cx="1835999" cy="892500"/>
             <wp:docPr id="46" name="Picture 46"/>
             <wp:cNvGraphicFramePr>
               <a:graphicFrameLocks noChangeAspect="1"/>
@@ -4535,7 +4535,7 @@
                   <pic:spPr>
                     <a:xfrm>
                       <a:off x="0" y="0"/>
-                      <a:ext cx="2160000" cy="1050000"/>
+                      <a:ext cx="1835999" cy="892500"/>
                     </a:xfrm>
                     <a:prstGeom prst="rect"/>
                   </pic:spPr>
@@ -4586,7 +4586,7 @@
       <w:r>
         <w:drawing>
           <wp:inline xmlns:a="http://schemas.openxmlformats.org/drawingml/2006/main" xmlns:pic="http://schemas.openxmlformats.org/drawingml/2006/picture">
-            <wp:extent cx="2160000" cy="945000"/>
+            <wp:extent cx="1835999" cy="803250"/>
             <wp:docPr id="47" name="Picture 47"/>
             <wp:cNvGraphicFramePr>
               <a:graphicFrameLocks noChangeAspect="1"/>
@@ -4607,7 +4607,7 @@
                   <pic:spPr>
                     <a:xfrm>
                       <a:off x="0" y="0"/>
-                      <a:ext cx="2160000" cy="945000"/>
+                      <a:ext cx="1835999" cy="803250"/>
                     </a:xfrm>
                     <a:prstGeom prst="rect"/>
                   </pic:spPr>
@@ -4658,7 +4658,7 @@
       <w:r>
         <w:drawing>
           <wp:inline xmlns:a="http://schemas.openxmlformats.org/drawingml/2006/main" xmlns:pic="http://schemas.openxmlformats.org/drawingml/2006/picture">
-            <wp:extent cx="3780000" cy="1508610"/>
+            <wp:extent cx="3212999" cy="1282318"/>
             <wp:docPr id="48" name="Picture 48"/>
             <wp:cNvGraphicFramePr>
               <a:graphicFrameLocks noChangeAspect="1"/>
@@ -4679,7 +4679,7 @@
                   <pic:spPr>
                     <a:xfrm>
                       <a:off x="0" y="0"/>
-                      <a:ext cx="3780000" cy="1508610"/>
+                      <a:ext cx="3212999" cy="1282318"/>
                     </a:xfrm>
                     <a:prstGeom prst="rect"/>
                   </pic:spPr>
@@ -4730,7 +4730,7 @@
       <w:r>
         <w:drawing>
           <wp:inline xmlns:a="http://schemas.openxmlformats.org/drawingml/2006/main" xmlns:pic="http://schemas.openxmlformats.org/drawingml/2006/picture">
-            <wp:extent cx="2520000" cy="1563237"/>
+            <wp:extent cx="2142000" cy="1328751"/>
             <wp:docPr id="49" name="Picture 49"/>
             <wp:cNvGraphicFramePr>
               <a:graphicFrameLocks noChangeAspect="1"/>
@@ -4751,7 +4751,7 @@
                   <pic:spPr>
                     <a:xfrm>
                       <a:off x="0" y="0"/>
-                      <a:ext cx="2520000" cy="1563237"/>
+                      <a:ext cx="2142000" cy="1328751"/>
                     </a:xfrm>
                     <a:prstGeom prst="rect"/>
                   </pic:spPr>
@@ -4802,7 +4802,7 @@
       <w:r>
         <w:drawing>
           <wp:inline xmlns:a="http://schemas.openxmlformats.org/drawingml/2006/main" xmlns:pic="http://schemas.openxmlformats.org/drawingml/2006/picture">
-            <wp:extent cx="3780000" cy="1601839"/>
+            <wp:extent cx="3212999" cy="1361562"/>
             <wp:docPr id="50" name="Picture 50"/>
             <wp:cNvGraphicFramePr>
               <a:graphicFrameLocks noChangeAspect="1"/>
@@ -4823,7 +4823,7 @@
                   <pic:spPr>
                     <a:xfrm>
                       <a:off x="0" y="0"/>
-                      <a:ext cx="3780000" cy="1601839"/>
+                      <a:ext cx="3212999" cy="1361562"/>
                     </a:xfrm>
                     <a:prstGeom prst="rect"/>
                   </pic:spPr>
@@ -4874,7 +4874,7 @@
       <w:r>
         <w:drawing>
           <wp:inline xmlns:a="http://schemas.openxmlformats.org/drawingml/2006/main" xmlns:pic="http://schemas.openxmlformats.org/drawingml/2006/picture">
-            <wp:extent cx="3060000" cy="1127615"/>
+            <wp:extent cx="2601000" cy="958472"/>
             <wp:docPr id="51" name="Picture 51"/>
             <wp:cNvGraphicFramePr>
               <a:graphicFrameLocks noChangeAspect="1"/>
@@ -4895,7 +4895,7 @@
                   <pic:spPr>
                     <a:xfrm>
                       <a:off x="0" y="0"/>
-                      <a:ext cx="3060000" cy="1127615"/>
+                      <a:ext cx="2601000" cy="958472"/>
                     </a:xfrm>
                     <a:prstGeom prst="rect"/>
                   </pic:spPr>
@@ -4946,7 +4946,7 @@
       <w:r>
         <w:drawing>
           <wp:inline xmlns:a="http://schemas.openxmlformats.org/drawingml/2006/main" xmlns:pic="http://schemas.openxmlformats.org/drawingml/2006/picture">
-            <wp:extent cx="4140000" cy="2458125"/>
+            <wp:extent cx="3519000" cy="2089406"/>
             <wp:docPr id="52" name="Picture 52"/>
             <wp:cNvGraphicFramePr>
               <a:graphicFrameLocks noChangeAspect="1"/>
@@ -4967,7 +4967,7 @@
                   <pic:spPr>
                     <a:xfrm>
                       <a:off x="0" y="0"/>
-                      <a:ext cx="4140000" cy="2458125"/>
+                      <a:ext cx="3519000" cy="2089406"/>
                     </a:xfrm>
                     <a:prstGeom prst="rect"/>
                   </pic:spPr>
@@ -5018,7 +5018,7 @@
       <w:r>
         <w:drawing>
           <wp:inline xmlns:a="http://schemas.openxmlformats.org/drawingml/2006/main" xmlns:pic="http://schemas.openxmlformats.org/drawingml/2006/picture">
-            <wp:extent cx="3420000" cy="1766066"/>
+            <wp:extent cx="2906999" cy="1501155"/>
             <wp:docPr id="53" name="Picture 53"/>
             <wp:cNvGraphicFramePr>
               <a:graphicFrameLocks noChangeAspect="1"/>
@@ -5039,7 +5039,7 @@
                   <pic:spPr>
                     <a:xfrm>
                       <a:off x="0" y="0"/>
-                      <a:ext cx="3420000" cy="1766066"/>
+                      <a:ext cx="2906999" cy="1501155"/>
                     </a:xfrm>
                     <a:prstGeom prst="rect"/>
                   </pic:spPr>
@@ -5090,7 +5090,7 @@
       <w:r>
         <w:drawing>
           <wp:inline xmlns:a="http://schemas.openxmlformats.org/drawingml/2006/main" xmlns:pic="http://schemas.openxmlformats.org/drawingml/2006/picture">
-            <wp:extent cx="3780000" cy="1601839"/>
+            <wp:extent cx="3212999" cy="1361562"/>
             <wp:docPr id="54" name="Picture 54"/>
             <wp:cNvGraphicFramePr>
               <a:graphicFrameLocks noChangeAspect="1"/>
@@ -5111,7 +5111,7 @@
                   <pic:spPr>
                     <a:xfrm>
                       <a:off x="0" y="0"/>
-                      <a:ext cx="3780000" cy="1601839"/>
+                      <a:ext cx="3212999" cy="1361562"/>
                     </a:xfrm>
                     <a:prstGeom prst="rect"/>
                   </pic:spPr>
@@ -5162,7 +5162,7 @@
       <w:r>
         <w:drawing>
           <wp:inline xmlns:a="http://schemas.openxmlformats.org/drawingml/2006/main" xmlns:pic="http://schemas.openxmlformats.org/drawingml/2006/picture">
-            <wp:extent cx="3060000" cy="1305129"/>
+            <wp:extent cx="2601000" cy="1109360"/>
             <wp:docPr id="55" name="Picture 55"/>
             <wp:cNvGraphicFramePr>
               <a:graphicFrameLocks noChangeAspect="1"/>
@@ -5183,7 +5183,7 @@
                   <pic:spPr>
                     <a:xfrm>
                       <a:off x="0" y="0"/>
-                      <a:ext cx="3060000" cy="1305129"/>
+                      <a:ext cx="2601000" cy="1109360"/>
                     </a:xfrm>
                     <a:prstGeom prst="rect"/>
                   </pic:spPr>
@@ -5234,7 +5234,7 @@
       <w:r>
         <w:drawing>
           <wp:inline xmlns:a="http://schemas.openxmlformats.org/drawingml/2006/main" xmlns:pic="http://schemas.openxmlformats.org/drawingml/2006/picture">
-            <wp:extent cx="2160000" cy="1025000"/>
+            <wp:extent cx="1835999" cy="871250"/>
             <wp:docPr id="56" name="Picture 56"/>
             <wp:cNvGraphicFramePr>
               <a:graphicFrameLocks noChangeAspect="1"/>
@@ -5255,7 +5255,7 @@
                   <pic:spPr>
                     <a:xfrm>
                       <a:off x="0" y="0"/>
-                      <a:ext cx="2160000" cy="1025000"/>
+                      <a:ext cx="1835999" cy="871250"/>
                     </a:xfrm>
                     <a:prstGeom prst="rect"/>
                   </pic:spPr>
@@ -5454,7 +5454,7 @@
       <w:r>
         <w:drawing>
           <wp:inline xmlns:a="http://schemas.openxmlformats.org/drawingml/2006/main" xmlns:pic="http://schemas.openxmlformats.org/drawingml/2006/picture">
-            <wp:extent cx="2520000" cy="1697797"/>
+            <wp:extent cx="2142000" cy="1443127"/>
             <wp:docPr id="57" name="Picture 57"/>
             <wp:cNvGraphicFramePr>
               <a:graphicFrameLocks noChangeAspect="1"/>
@@ -5475,7 +5475,7 @@
                   <pic:spPr>
                     <a:xfrm>
                       <a:off x="0" y="0"/>
-                      <a:ext cx="2520000" cy="1697797"/>
+                      <a:ext cx="2142000" cy="1443127"/>
                     </a:xfrm>
                     <a:prstGeom prst="rect"/>
                   </pic:spPr>
@@ -5526,7 +5526,7 @@
       <w:r>
         <w:drawing>
           <wp:inline xmlns:a="http://schemas.openxmlformats.org/drawingml/2006/main" xmlns:pic="http://schemas.openxmlformats.org/drawingml/2006/picture">
-            <wp:extent cx="3780000" cy="1415381"/>
+            <wp:extent cx="3212999" cy="1203074"/>
             <wp:docPr id="58" name="Picture 58"/>
             <wp:cNvGraphicFramePr>
               <a:graphicFrameLocks noChangeAspect="1"/>
@@ -5547,7 +5547,7 @@
                   <pic:spPr>
                     <a:xfrm>
                       <a:off x="0" y="0"/>
-                      <a:ext cx="3780000" cy="1415381"/>
+                      <a:ext cx="3212999" cy="1203074"/>
                     </a:xfrm>
                     <a:prstGeom prst="rect"/>
                   </pic:spPr>
@@ -5598,7 +5598,7 @@
       <w:r>
         <w:drawing>
           <wp:inline xmlns:a="http://schemas.openxmlformats.org/drawingml/2006/main" xmlns:pic="http://schemas.openxmlformats.org/drawingml/2006/picture">
-            <wp:extent cx="3060000" cy="1468271"/>
+            <wp:extent cx="2601000" cy="1248030"/>
             <wp:docPr id="59" name="Picture 59"/>
             <wp:cNvGraphicFramePr>
               <a:graphicFrameLocks noChangeAspect="1"/>
@@ -5619,7 +5619,7 @@
                   <pic:spPr>
                     <a:xfrm>
                       <a:off x="0" y="0"/>
-                      <a:ext cx="3060000" cy="1468271"/>
+                      <a:ext cx="2601000" cy="1248030"/>
                     </a:xfrm>
                     <a:prstGeom prst="rect"/>
                   </pic:spPr>
@@ -5670,7 +5670,7 @@
       <w:r>
         <w:drawing>
           <wp:inline xmlns:a="http://schemas.openxmlformats.org/drawingml/2006/main" xmlns:pic="http://schemas.openxmlformats.org/drawingml/2006/picture">
-            <wp:extent cx="3780000" cy="1415381"/>
+            <wp:extent cx="3212999" cy="1203074"/>
             <wp:docPr id="60" name="Picture 60"/>
             <wp:cNvGraphicFramePr>
               <a:graphicFrameLocks noChangeAspect="1"/>
@@ -5691,7 +5691,7 @@
                   <pic:spPr>
                     <a:xfrm>
                       <a:off x="0" y="0"/>
-                      <a:ext cx="3780000" cy="1415381"/>
+                      <a:ext cx="3212999" cy="1203074"/>
                     </a:xfrm>
                     <a:prstGeom prst="rect"/>
                   </pic:spPr>
@@ -5742,7 +5742,7 @@
       <w:r>
         <w:drawing>
           <wp:inline xmlns:a="http://schemas.openxmlformats.org/drawingml/2006/main" xmlns:pic="http://schemas.openxmlformats.org/drawingml/2006/picture">
-            <wp:extent cx="3420000" cy="960674"/>
+            <wp:extent cx="2906999" cy="816573"/>
             <wp:docPr id="61" name="Picture 61"/>
             <wp:cNvGraphicFramePr>
               <a:graphicFrameLocks noChangeAspect="1"/>
@@ -5763,7 +5763,7 @@
                   <pic:spPr>
                     <a:xfrm>
                       <a:off x="0" y="0"/>
-                      <a:ext cx="3420000" cy="960674"/>
+                      <a:ext cx="2906999" cy="816573"/>
                     </a:xfrm>
                     <a:prstGeom prst="rect"/>
                   </pic:spPr>
@@ -5814,7 +5814,7 @@
       <w:r>
         <w:drawing>
           <wp:inline xmlns:a="http://schemas.openxmlformats.org/drawingml/2006/main" xmlns:pic="http://schemas.openxmlformats.org/drawingml/2006/picture">
-            <wp:extent cx="3780000" cy="1363413"/>
+            <wp:extent cx="3212999" cy="1158900"/>
             <wp:docPr id="62" name="Picture 62"/>
             <wp:cNvGraphicFramePr>
               <a:graphicFrameLocks noChangeAspect="1"/>
@@ -5835,7 +5835,7 @@
                   <pic:spPr>
                     <a:xfrm>
                       <a:off x="0" y="0"/>
-                      <a:ext cx="3780000" cy="1363413"/>
+                      <a:ext cx="3212999" cy="1158900"/>
                     </a:xfrm>
                     <a:prstGeom prst="rect"/>
                   </pic:spPr>
@@ -5886,7 +5886,7 @@
       <w:r>
         <w:drawing>
           <wp:inline xmlns:a="http://schemas.openxmlformats.org/drawingml/2006/main" xmlns:pic="http://schemas.openxmlformats.org/drawingml/2006/picture">
-            <wp:extent cx="3780000" cy="1415381"/>
+            <wp:extent cx="3212999" cy="1203074"/>
             <wp:docPr id="63" name="Picture 63"/>
             <wp:cNvGraphicFramePr>
               <a:graphicFrameLocks noChangeAspect="1"/>
@@ -5907,7 +5907,7 @@
                   <pic:spPr>
                     <a:xfrm>
                       <a:off x="0" y="0"/>
-                      <a:ext cx="3780000" cy="1415381"/>
+                      <a:ext cx="3212999" cy="1203074"/>
                     </a:xfrm>
                     <a:prstGeom prst="rect"/>
                   </pic:spPr>
@@ -5958,7 +5958,7 @@
       <w:r>
         <w:drawing>
           <wp:inline xmlns:a="http://schemas.openxmlformats.org/drawingml/2006/main" xmlns:pic="http://schemas.openxmlformats.org/drawingml/2006/picture">
-            <wp:extent cx="3780000" cy="1385717"/>
+            <wp:extent cx="3212999" cy="1177859"/>
             <wp:docPr id="64" name="Picture 64"/>
             <wp:cNvGraphicFramePr>
               <a:graphicFrameLocks noChangeAspect="1"/>
@@ -5979,7 +5979,7 @@
                   <pic:spPr>
                     <a:xfrm>
                       <a:off x="0" y="0"/>
-                      <a:ext cx="3780000" cy="1385717"/>
+                      <a:ext cx="3212999" cy="1177859"/>
                     </a:xfrm>
                     <a:prstGeom prst="rect"/>
                   </pic:spPr>
@@ -6030,7 +6030,7 @@
       <w:r>
         <w:drawing>
           <wp:inline xmlns:a="http://schemas.openxmlformats.org/drawingml/2006/main" xmlns:pic="http://schemas.openxmlformats.org/drawingml/2006/picture">
-            <wp:extent cx="2520000" cy="1531463"/>
+            <wp:extent cx="2142000" cy="1301744"/>
             <wp:docPr id="65" name="Picture 65"/>
             <wp:cNvGraphicFramePr>
               <a:graphicFrameLocks noChangeAspect="1"/>
@@ -6051,7 +6051,7 @@
                   <pic:spPr>
                     <a:xfrm>
                       <a:off x="0" y="0"/>
-                      <a:ext cx="2520000" cy="1531463"/>
+                      <a:ext cx="2142000" cy="1301744"/>
                     </a:xfrm>
                     <a:prstGeom prst="rect"/>
                   </pic:spPr>
@@ -6102,7 +6102,7 @@
       <w:r>
         <w:drawing>
           <wp:inline xmlns:a="http://schemas.openxmlformats.org/drawingml/2006/main" xmlns:pic="http://schemas.openxmlformats.org/drawingml/2006/picture">
-            <wp:extent cx="2160000" cy="1059029"/>
+            <wp:extent cx="1835999" cy="900174"/>
             <wp:docPr id="66" name="Picture 66"/>
             <wp:cNvGraphicFramePr>
               <a:graphicFrameLocks noChangeAspect="1"/>
@@ -6123,7 +6123,7 @@
                   <pic:spPr>
                     <a:xfrm>
                       <a:off x="0" y="0"/>
-                      <a:ext cx="2160000" cy="1059029"/>
+                      <a:ext cx="1835999" cy="900174"/>
                     </a:xfrm>
                     <a:prstGeom prst="rect"/>
                   </pic:spPr>
